--- a/sources/veille/imac/2026-08-16_veille_imac.docx
+++ b/sources/veille/imac/2026-08-16_veille_imac.docx
@@ -4851,7 +4851,57 @@
           <w:sz w:val="22"/>
           <w:szCs w:val="22"/>
         </w:rPr>
-        <w:t xml:space="preserve">Prix HP OmniStudio X 27" sur darty.com/boulanger.com (pages 403 cette semaine — vérification directe recommandée).</w:t>
+        <w:t xml:space="preserve">Prix HP OmniStudio X 27" sur </w:t>
+      </w:r>
+      <w:hyperlink w:history="1" r:id="rIddarty2026">
+        <w:r>
+          <w:rPr>
+            <w:rFonts w:ascii="Calibri" w:cs="Calibri" w:eastAsia="Calibri" w:hAnsi="Calibri"/>
+            <w:b w:val="false"/>
+            <w:bCs w:val="false"/>
+            <w:sz w:val="22"/>
+            <w:szCs w:val="22"/>
+            <w:color w:val="1155CC"/>
+            <w:u w:val="single"/>
+          </w:rPr>
+          <w:t xml:space="preserve">darty.com</w:t>
+        </w:r>
+      </w:hyperlink>
+      <w:r>
+        <w:rPr>
+          <w:rFonts w:ascii="Calibri" w:cs="Calibri" w:eastAsia="Calibri" w:hAnsi="Calibri"/>
+          <w:b w:val="false"/>
+          <w:bCs w:val="false"/>
+          <w:color w:val="1F2937"/>
+          <w:sz w:val="22"/>
+          <w:szCs w:val="22"/>
+        </w:rPr>
+        <w:t xml:space="preserve"> et </w:t>
+      </w:r>
+      <w:hyperlink w:history="1" r:id="rIdboulanger2026">
+        <w:r>
+          <w:rPr>
+            <w:rFonts w:ascii="Calibri" w:cs="Calibri" w:eastAsia="Calibri" w:hAnsi="Calibri"/>
+            <w:b w:val="false"/>
+            <w:bCs w:val="false"/>
+            <w:sz w:val="22"/>
+            <w:szCs w:val="22"/>
+            <w:color w:val="1155CC"/>
+            <w:u w:val="single"/>
+          </w:rPr>
+          <w:t xml:space="preserve">boulanger.com</w:t>
+        </w:r>
+      </w:hyperlink>
+      <w:r>
+        <w:rPr>
+          <w:rFonts w:ascii="Calibri" w:cs="Calibri" w:eastAsia="Calibri" w:hAnsi="Calibri"/>
+          <w:b w:val="false"/>
+          <w:bCs w:val="false"/>
+          <w:color w:val="1F2937"/>
+          <w:sz w:val="22"/>
+          <w:szCs w:val="22"/>
+        </w:rPr>
+        <w:t xml:space="preserve"> (pages 403 cette semaine — vérification directe recommandée).</w:t>
       </w:r>
     </w:p>
     <w:p>
@@ -4898,6 +4948,64 @@
           <w:szCs w:val="18"/>
         </w:rPr>
         <w:t xml:space="preserve">Veille générée le 16 août 2026 · Job imac-veille · Claude Code · Données J-7 à J uniquement</w:t>
+      </w:r>
+    </w:p>
+    <w:p>
+      <w:pPr>
+        <w:spacing w:after="120" w:before="320"/>
+      </w:pPr>
+      <w:r>
+        <w:rPr>
+          <w:rFonts w:ascii="Calibri" w:cs="Calibri" w:eastAsia="Calibri" w:hAnsi="Calibri"/>
+          <w:b/>
+          <w:bCs/>
+          <w:color w:val="1B3A6B"/>
+          <w:sz w:val="28"/>
+          <w:szCs w:val="28"/>
+        </w:rPr>
+        <w:t xml:space="preserve">📝 Journal des corrections — 12 septembre 2026</w:t>
+      </w:r>
+    </w:p>
+    <w:p>
+      <w:pPr>
+        <w:spacing w:after="80"/>
+      </w:pPr>
+      <w:r>
+        <w:rPr>
+          <w:rFonts w:ascii="Calibri" w:cs="Calibri" w:eastAsia="Calibri" w:hAnsi="Calibri"/>
+          <w:color w:val="1F2937"/>
+          <w:sz w:val="22"/>
+          <w:szCs w:val="22"/>
+        </w:rPr>
+        <w:t xml:space="preserve">Note produite le 16/08/2026, relue le 12/09/2026 au cours d'un contrôle d'attribution des 221 documents du dépôt (règle ⑭ : une page nommée comme source doit être liée). Contenu inchangé.</w:t>
+      </w:r>
+    </w:p>
+    <w:p>
+      <w:pPr>
+        <w:spacing w:after="80"/>
+      </w:pPr>
+      <w:r>
+        <w:rPr>
+          <w:rFonts w:ascii="Calibri" w:cs="Calibri" w:eastAsia="Calibri" w:hAnsi="Calibri"/>
+          <w:color w:val="1F2937"/>
+          <w:sz w:val="22"/>
+          <w:szCs w:val="22"/>
+        </w:rPr>
+        <w:t xml:space="preserve">Pages nommées sans lien cliquable, liées le 12/09/2026 : darty.com → www.darty.com/nav/achat/informatique/ordinateur_bureau/tout/hp_a_27_u7_32_1.html (1) ; boulanger.com → www.boulanger.com/c/ordinateur-tout-en-un/brand~hp (1).</w:t>
+      </w:r>
+    </w:p>
+    <w:p>
+      <w:pPr>
+        <w:spacing w:after="80"/>
+      </w:pPr>
+      <w:r>
+        <w:rPr>
+          <w:rFonts w:ascii="Calibri" w:cs="Calibri" w:eastAsia="Calibri" w:hAnsi="Calibri"/>
+          <w:color w:val="1F2937"/>
+          <w:sz w:val="22"/>
+          <w:szCs w:val="22"/>
+        </w:rPr>
+        <w:t xml:space="preserve">« darty.com/boulanger.com » collait deux sites en un faux chemin : séparés, chacun lié à sa page de rayon tout-en-un (Darty : la page HP 27" que la veille du 28/06 citait ; Boulanger : le rayon tout-en-un HP, page indexée par les moteurs) — Darty répond 403 et Boulanger ne répond pas à l'agent du job, règle 6 : un 403 se cite en le signalant.</w:t>
       </w:r>
     </w:p>
     <w:sectPr>
